--- a/docs/supplement.docx
+++ b/docs/supplement.docx
@@ -89,6 +89,7 @@
         <w:p>
           <w:pPr>
             <w:rPr>
+              <w:rFonts w:ascii="Times New Roman" w:hAnsi="Times New Roman" w:cs="Times New Roman"/>
               <w:lang w:val="en-US" w:eastAsia="en-US"/>
             </w:rPr>
           </w:pPr>
@@ -122,7 +123,7 @@
             </w:rPr>
             <w:fldChar w:fldCharType="separate"/>
           </w:r>
-          <w:hyperlink w:anchor="_Toc204331437" w:history="1">
+          <w:hyperlink w:anchor="_Toc204344768" w:history="1">
             <w:r>
               <w:rPr>
                 <w:rStyle w:val="Hyperlink"/>
@@ -153,7 +154,7 @@
                 <w:noProof/>
                 <w:webHidden/>
               </w:rPr>
-              <w:instrText xml:space="preserve"> PAGEREF _Toc204331437 \h </w:instrText>
+              <w:instrText xml:space="preserve"> PAGEREF _Toc204344768 \h </w:instrText>
             </w:r>
             <w:r>
               <w:rPr>
@@ -199,7 +200,7 @@
               <w:noProof/>
             </w:rPr>
           </w:pPr>
-          <w:hyperlink w:anchor="_Toc204331438" w:history="1">
+          <w:hyperlink w:anchor="_Toc204344769" w:history="1">
             <w:r>
               <w:rPr>
                 <w:rStyle w:val="Hyperlink"/>
@@ -230,7 +231,7 @@
                 <w:noProof/>
                 <w:webHidden/>
               </w:rPr>
-              <w:instrText xml:space="preserve"> PAGEREF _Toc204331438 \h </w:instrText>
+              <w:instrText xml:space="preserve"> PAGEREF _Toc204344769 \h </w:instrText>
             </w:r>
             <w:r>
               <w:rPr>
@@ -276,7 +277,7 @@
               <w:noProof/>
             </w:rPr>
           </w:pPr>
-          <w:hyperlink w:anchor="_Toc204331439" w:history="1">
+          <w:hyperlink w:anchor="_Toc204344770" w:history="1">
             <w:r>
               <w:rPr>
                 <w:rStyle w:val="Hyperlink"/>
@@ -307,7 +308,7 @@
                 <w:noProof/>
                 <w:webHidden/>
               </w:rPr>
-              <w:instrText xml:space="preserve"> PAGEREF _Toc204331439 \h </w:instrText>
+              <w:instrText xml:space="preserve"> PAGEREF _Toc204344770 \h </w:instrText>
             </w:r>
             <w:r>
               <w:rPr>
@@ -353,7 +354,7 @@
               <w:noProof/>
             </w:rPr>
           </w:pPr>
-          <w:hyperlink w:anchor="_Toc204331440" w:history="1">
+          <w:hyperlink w:anchor="_Toc204344771" w:history="1">
             <w:r>
               <w:rPr>
                 <w:rStyle w:val="Hyperlink"/>
@@ -384,7 +385,7 @@
                 <w:noProof/>
                 <w:webHidden/>
               </w:rPr>
-              <w:instrText xml:space="preserve"> PAGEREF _Toc204331440 \h </w:instrText>
+              <w:instrText xml:space="preserve"> PAGEREF _Toc204344771 \h </w:instrText>
             </w:r>
             <w:r>
               <w:rPr>
@@ -430,7 +431,7 @@
               <w:noProof/>
             </w:rPr>
           </w:pPr>
-          <w:hyperlink w:anchor="_Toc204331441" w:history="1">
+          <w:hyperlink w:anchor="_Toc204344772" w:history="1">
             <w:r>
               <w:rPr>
                 <w:rStyle w:val="Hyperlink"/>
@@ -461,7 +462,7 @@
                 <w:noProof/>
                 <w:webHidden/>
               </w:rPr>
-              <w:instrText xml:space="preserve"> PAGEREF _Toc204331441 \h </w:instrText>
+              <w:instrText xml:space="preserve"> PAGEREF _Toc204344772 \h </w:instrText>
             </w:r>
             <w:r>
               <w:rPr>
@@ -507,7 +508,7 @@
               <w:noProof/>
             </w:rPr>
           </w:pPr>
-          <w:hyperlink w:anchor="_Toc204331442" w:history="1">
+          <w:hyperlink w:anchor="_Toc204344773" w:history="1">
             <w:r>
               <w:rPr>
                 <w:rStyle w:val="Hyperlink"/>
@@ -538,7 +539,7 @@
                 <w:noProof/>
                 <w:webHidden/>
               </w:rPr>
-              <w:instrText xml:space="preserve"> PAGEREF _Toc204331442 \h </w:instrText>
+              <w:instrText xml:space="preserve"> PAGEREF _Toc204344773 \h </w:instrText>
             </w:r>
             <w:r>
               <w:rPr>
@@ -584,7 +585,7 @@
               <w:noProof/>
             </w:rPr>
           </w:pPr>
-          <w:hyperlink w:anchor="_Toc204331443" w:history="1">
+          <w:hyperlink w:anchor="_Toc204344774" w:history="1">
             <w:r>
               <w:rPr>
                 <w:rStyle w:val="Hyperlink"/>
@@ -615,7 +616,7 @@
                 <w:noProof/>
                 <w:webHidden/>
               </w:rPr>
-              <w:instrText xml:space="preserve"> PAGEREF _Toc204331443 \h </w:instrText>
+              <w:instrText xml:space="preserve"> PAGEREF _Toc204344774 \h </w:instrText>
             </w:r>
             <w:r>
               <w:rPr>
@@ -661,7 +662,7 @@
               <w:noProof/>
             </w:rPr>
           </w:pPr>
-          <w:hyperlink w:anchor="_Toc204331444" w:history="1">
+          <w:hyperlink w:anchor="_Toc204344775" w:history="1">
             <w:r>
               <w:rPr>
                 <w:rStyle w:val="Hyperlink"/>
@@ -692,7 +693,7 @@
                 <w:noProof/>
                 <w:webHidden/>
               </w:rPr>
-              <w:instrText xml:space="preserve"> PAGEREF _Toc204331444 \h </w:instrText>
+              <w:instrText xml:space="preserve"> PAGEREF _Toc204344775 \h </w:instrText>
             </w:r>
             <w:r>
               <w:rPr>
@@ -738,7 +739,7 @@
               <w:noProof/>
             </w:rPr>
           </w:pPr>
-          <w:hyperlink w:anchor="_Toc204331445" w:history="1">
+          <w:hyperlink w:anchor="_Toc204344776" w:history="1">
             <w:r>
               <w:rPr>
                 <w:rStyle w:val="Hyperlink"/>
@@ -769,7 +770,7 @@
                 <w:noProof/>
                 <w:webHidden/>
               </w:rPr>
-              <w:instrText xml:space="preserve"> PAGEREF _Toc204331445 \h </w:instrText>
+              <w:instrText xml:space="preserve"> PAGEREF _Toc204344776 \h </w:instrText>
             </w:r>
             <w:r>
               <w:rPr>
@@ -815,7 +816,7 @@
               <w:noProof/>
             </w:rPr>
           </w:pPr>
-          <w:hyperlink w:anchor="_Toc204331446" w:history="1">
+          <w:hyperlink w:anchor="_Toc204344777" w:history="1">
             <w:r>
               <w:rPr>
                 <w:rStyle w:val="Hyperlink"/>
@@ -846,7 +847,7 @@
                 <w:noProof/>
                 <w:webHidden/>
               </w:rPr>
-              <w:instrText xml:space="preserve"> PAGEREF _Toc204331446 \h </w:instrText>
+              <w:instrText xml:space="preserve"> PAGEREF _Toc204344777 \h </w:instrText>
             </w:r>
             <w:r>
               <w:rPr>
@@ -869,7 +870,7 @@
                 <w:noProof/>
                 <w:webHidden/>
               </w:rPr>
-              <w:t>9</w:t>
+              <w:t>10</w:t>
             </w:r>
             <w:r>
               <w:rPr>
@@ -892,7 +893,7 @@
               <w:noProof/>
             </w:rPr>
           </w:pPr>
-          <w:hyperlink w:anchor="_Toc204331447" w:history="1">
+          <w:hyperlink w:anchor="_Toc204344778" w:history="1">
             <w:r>
               <w:rPr>
                 <w:rStyle w:val="Hyperlink"/>
@@ -923,7 +924,7 @@
                 <w:noProof/>
                 <w:webHidden/>
               </w:rPr>
-              <w:instrText xml:space="preserve"> PAGEREF _Toc204331447 \h </w:instrText>
+              <w:instrText xml:space="preserve"> PAGEREF _Toc204344778 \h </w:instrText>
             </w:r>
             <w:r>
               <w:rPr>
@@ -946,7 +947,7 @@
                 <w:noProof/>
                 <w:webHidden/>
               </w:rPr>
-              <w:t>10</w:t>
+              <w:t>11</w:t>
             </w:r>
             <w:r>
               <w:rPr>
@@ -969,7 +970,7 @@
               <w:noProof/>
             </w:rPr>
           </w:pPr>
-          <w:hyperlink w:anchor="_Toc204331448" w:history="1">
+          <w:hyperlink w:anchor="_Toc204344779" w:history="1">
             <w:r>
               <w:rPr>
                 <w:rStyle w:val="Hyperlink"/>
@@ -1000,7 +1001,7 @@
                 <w:noProof/>
                 <w:webHidden/>
               </w:rPr>
-              <w:instrText xml:space="preserve"> PAGEREF _Toc204331448 \h </w:instrText>
+              <w:instrText xml:space="preserve"> PAGEREF _Toc204344779 \h </w:instrText>
             </w:r>
             <w:r>
               <w:rPr>
@@ -1023,7 +1024,7 @@
                 <w:noProof/>
                 <w:webHidden/>
               </w:rPr>
-              <w:t>11</w:t>
+              <w:t>12</w:t>
             </w:r>
             <w:r>
               <w:rPr>
@@ -1046,7 +1047,7 @@
               <w:noProof/>
             </w:rPr>
           </w:pPr>
-          <w:hyperlink w:anchor="_Toc204331449" w:history="1">
+          <w:hyperlink w:anchor="_Toc204344780" w:history="1">
             <w:r>
               <w:rPr>
                 <w:rStyle w:val="Hyperlink"/>
@@ -1077,7 +1078,7 @@
                 <w:noProof/>
                 <w:webHidden/>
               </w:rPr>
-              <w:instrText xml:space="preserve"> PAGEREF _Toc204331449 \h </w:instrText>
+              <w:instrText xml:space="preserve"> PAGEREF _Toc204344780 \h </w:instrText>
             </w:r>
             <w:r>
               <w:rPr>
@@ -1100,7 +1101,7 @@
                 <w:noProof/>
                 <w:webHidden/>
               </w:rPr>
-              <w:t>12</w:t>
+              <w:t>13</w:t>
             </w:r>
             <w:r>
               <w:rPr>
@@ -1123,7 +1124,7 @@
               <w:noProof/>
             </w:rPr>
           </w:pPr>
-          <w:hyperlink w:anchor="_Toc204331450" w:history="1">
+          <w:hyperlink w:anchor="_Toc204344781" w:history="1">
             <w:r>
               <w:rPr>
                 <w:rStyle w:val="Hyperlink"/>
@@ -1154,7 +1155,7 @@
                 <w:noProof/>
                 <w:webHidden/>
               </w:rPr>
-              <w:instrText xml:space="preserve"> PAGEREF _Toc204331450 \h </w:instrText>
+              <w:instrText xml:space="preserve"> PAGEREF _Toc204344781 \h </w:instrText>
             </w:r>
             <w:r>
               <w:rPr>
@@ -1177,7 +1178,7 @@
                 <w:noProof/>
                 <w:webHidden/>
               </w:rPr>
-              <w:t>13</w:t>
+              <w:t>14</w:t>
             </w:r>
             <w:r>
               <w:rPr>
@@ -1200,7 +1201,7 @@
               <w:noProof/>
             </w:rPr>
           </w:pPr>
-          <w:hyperlink w:anchor="_Toc204331451" w:history="1">
+          <w:hyperlink w:anchor="_Toc204344782" w:history="1">
             <w:r>
               <w:rPr>
                 <w:rStyle w:val="Hyperlink"/>
@@ -1231,7 +1232,7 @@
                 <w:noProof/>
                 <w:webHidden/>
               </w:rPr>
-              <w:instrText xml:space="preserve"> PAGEREF _Toc204331451 \h </w:instrText>
+              <w:instrText xml:space="preserve"> PAGEREF _Toc204344782 \h </w:instrText>
             </w:r>
             <w:r>
               <w:rPr>
@@ -1254,7 +1255,7 @@
                 <w:noProof/>
                 <w:webHidden/>
               </w:rPr>
-              <w:t>14</w:t>
+              <w:t>15</w:t>
             </w:r>
             <w:r>
               <w:rPr>
@@ -1277,7 +1278,7 @@
               <w:noProof/>
             </w:rPr>
           </w:pPr>
-          <w:hyperlink w:anchor="_Toc204331452" w:history="1">
+          <w:hyperlink w:anchor="_Toc204344783" w:history="1">
             <w:r>
               <w:rPr>
                 <w:rStyle w:val="Hyperlink"/>
@@ -1308,7 +1309,7 @@
                 <w:noProof/>
                 <w:webHidden/>
               </w:rPr>
-              <w:instrText xml:space="preserve"> PAGEREF _Toc204331452 \h </w:instrText>
+              <w:instrText xml:space="preserve"> PAGEREF _Toc204344783 \h </w:instrText>
             </w:r>
             <w:r>
               <w:rPr>
@@ -1331,7 +1332,7 @@
                 <w:noProof/>
                 <w:webHidden/>
               </w:rPr>
-              <w:t>15</w:t>
+              <w:t>16</w:t>
             </w:r>
             <w:r>
               <w:rPr>
@@ -1383,7 +1384,7 @@
           <w:rFonts w:ascii="Times New Roman" w:hAnsi="Times New Roman" w:cs="Times New Roman"/>
         </w:rPr>
       </w:pPr>
-      <w:bookmarkStart w:id="0" w:name="_Toc204331437"/>
+      <w:bookmarkStart w:id="0" w:name="_Toc204344768"/>
       <w:r>
         <w:rPr>
           <w:rFonts w:ascii="Times New Roman" w:hAnsi="Times New Roman" w:cs="Times New Roman"/>
@@ -1400,7 +1401,7 @@
           <w:rFonts w:ascii="Times New Roman" w:hAnsi="Times New Roman" w:cs="Times New Roman"/>
         </w:rPr>
       </w:pPr>
-      <w:bookmarkStart w:id="1" w:name="_Toc204331438"/>
+      <w:bookmarkStart w:id="1" w:name="_Toc204344769"/>
       <w:r>
         <w:rPr>
           <w:rFonts w:ascii="Times New Roman" w:hAnsi="Times New Roman" w:cs="Times New Roman"/>
@@ -5158,7 +5159,7 @@
           <w:rFonts w:ascii="Times New Roman" w:hAnsi="Times New Roman" w:cs="Times New Roman"/>
         </w:rPr>
       </w:pPr>
-      <w:bookmarkStart w:id="3" w:name="_Toc204331439"/>
+      <w:bookmarkStart w:id="3" w:name="_Toc204344770"/>
       <w:r>
         <w:rPr>
           <w:rFonts w:ascii="Times New Roman" w:hAnsi="Times New Roman" w:cs="Times New Roman"/>
@@ -8662,7 +8663,7 @@
           <w:rFonts w:ascii="Times New Roman" w:hAnsi="Times New Roman" w:cs="Times New Roman"/>
         </w:rPr>
       </w:pPr>
-      <w:bookmarkStart w:id="4" w:name="_Toc204331440"/>
+      <w:bookmarkStart w:id="4" w:name="_Toc204344771"/>
       <w:r>
         <w:rPr>
           <w:rFonts w:ascii="Times New Roman" w:hAnsi="Times New Roman" w:cs="Times New Roman"/>
@@ -9775,7 +9776,7 @@
           <w:rFonts w:ascii="Times New Roman" w:hAnsi="Times New Roman" w:cs="Times New Roman"/>
         </w:rPr>
       </w:pPr>
-      <w:bookmarkStart w:id="6" w:name="_Toc204331441"/>
+      <w:bookmarkStart w:id="6" w:name="_Toc204344772"/>
       <w:r>
         <w:rPr>
           <w:rFonts w:ascii="Times New Roman" w:hAnsi="Times New Roman" w:cs="Times New Roman"/>
@@ -13572,7 +13573,7 @@
           <w:rFonts w:ascii="Times New Roman" w:hAnsi="Times New Roman" w:cs="Times New Roman"/>
         </w:rPr>
       </w:pPr>
-      <w:bookmarkStart w:id="7" w:name="_Toc204331442"/>
+      <w:bookmarkStart w:id="7" w:name="_Toc204344773"/>
       <w:r>
         <w:rPr>
           <w:rFonts w:ascii="Times New Roman" w:hAnsi="Times New Roman" w:cs="Times New Roman"/>
@@ -16396,7 +16397,7 @@
           <w:rFonts w:ascii="Times New Roman" w:hAnsi="Times New Roman" w:cs="Times New Roman"/>
         </w:rPr>
       </w:pPr>
-      <w:bookmarkStart w:id="8" w:name="_Toc204331443"/>
+      <w:bookmarkStart w:id="8" w:name="_Toc204344774"/>
       <w:r>
         <w:rPr>
           <w:rFonts w:ascii="Times New Roman" w:hAnsi="Times New Roman" w:cs="Times New Roman"/>
@@ -19655,7 +19656,7 @@
           <w:rFonts w:ascii="Times New Roman" w:hAnsi="Times New Roman" w:cs="Times New Roman"/>
         </w:rPr>
       </w:pPr>
-      <w:bookmarkStart w:id="9" w:name="_Toc204331444"/>
+      <w:bookmarkStart w:id="9" w:name="_Toc204344775"/>
       <w:r>
         <w:rPr>
           <w:rFonts w:ascii="Times New Roman" w:hAnsi="Times New Roman" w:cs="Times New Roman"/>
@@ -19672,7 +19673,7 @@
           <w:rFonts w:ascii="Times New Roman" w:hAnsi="Times New Roman" w:cs="Times New Roman"/>
         </w:rPr>
       </w:pPr>
-      <w:bookmarkStart w:id="10" w:name="_Toc204331445"/>
+      <w:bookmarkStart w:id="10" w:name="_Toc204344776"/>
       <w:r>
         <w:rPr>
           <w:rFonts w:ascii="Times New Roman" w:hAnsi="Times New Roman" w:cs="Times New Roman"/>
@@ -20000,7 +20001,7 @@
           <w:rFonts w:ascii="Times New Roman" w:hAnsi="Times New Roman" w:cs="Times New Roman"/>
         </w:rPr>
       </w:pPr>
-      <w:bookmarkStart w:id="11" w:name="_Toc204331446"/>
+      <w:bookmarkStart w:id="11" w:name="_Toc204344777"/>
       <w:r>
         <w:rPr>
           <w:rFonts w:ascii="Times New Roman" w:hAnsi="Times New Roman" w:cs="Times New Roman"/>
@@ -20206,7 +20207,7 @@
           <w:rFonts w:ascii="Times New Roman" w:hAnsi="Times New Roman" w:cs="Times New Roman"/>
         </w:rPr>
       </w:pPr>
-      <w:bookmarkStart w:id="12" w:name="_Toc204331447"/>
+      <w:bookmarkStart w:id="12" w:name="_Toc204344778"/>
       <w:r>
         <w:rPr>
           <w:rFonts w:ascii="Times New Roman" w:hAnsi="Times New Roman" w:cs="Times New Roman"/>
@@ -20550,7 +20551,7 @@
           <w:rFonts w:ascii="Times New Roman" w:hAnsi="Times New Roman" w:cs="Times New Roman"/>
         </w:rPr>
       </w:pPr>
-      <w:bookmarkStart w:id="13" w:name="_Toc204331448"/>
+      <w:bookmarkStart w:id="13" w:name="_Toc204344779"/>
       <w:r>
         <w:rPr>
           <w:rFonts w:ascii="Times New Roman" w:hAnsi="Times New Roman" w:cs="Times New Roman"/>
@@ -20910,7 +20911,7 @@
           <w:rFonts w:ascii="Times New Roman" w:hAnsi="Times New Roman" w:cs="Times New Roman"/>
         </w:rPr>
       </w:pPr>
-      <w:bookmarkStart w:id="14" w:name="_Toc204331449"/>
+      <w:bookmarkStart w:id="14" w:name="_Toc204344780"/>
       <w:r>
         <w:lastRenderedPageBreak/>
         <w:drawing>
@@ -21156,7 +21157,7 @@
           <w:rFonts w:ascii="Times New Roman" w:hAnsi="Times New Roman" w:cs="Times New Roman"/>
         </w:rPr>
       </w:pPr>
-      <w:bookmarkStart w:id="15" w:name="_Toc204331450"/>
+      <w:bookmarkStart w:id="15" w:name="_Toc204344781"/>
       <w:r>
         <w:rPr>
           <w:rFonts w:ascii="Times New Roman" w:hAnsi="Times New Roman" w:cs="Times New Roman"/>
@@ -21181,7 +21182,7 @@
     <w:p>
       <w:r>
         <w:drawing>
-          <wp:inline distT="0" distB="0" distL="0" distR="0" wp14:anchorId="0C3C07B3" wp14:editId="305D7B96">
+          <wp:inline distT="0" distB="0" distL="0" distR="0" wp14:anchorId="0C3C07B3" wp14:editId="2CEFA78C">
             <wp:extent cx="5731510" cy="4093845"/>
             <wp:effectExtent l="0" t="0" r="0" b="0"/>
             <wp:docPr id="1941911295" name="Picture 42" descr="A graph with lines and dots&#10;&#10;AI-generated content may be incorrect."/>
@@ -21363,7 +21364,7 @@
           <w:rFonts w:ascii="Times New Roman" w:hAnsi="Times New Roman" w:cs="Times New Roman"/>
         </w:rPr>
       </w:pPr>
-      <w:bookmarkStart w:id="16" w:name="_Toc204331451"/>
+      <w:bookmarkStart w:id="16" w:name="_Toc204344782"/>
       <w:r>
         <w:rPr>
           <w:rFonts w:ascii="Times New Roman" w:hAnsi="Times New Roman" w:cs="Times New Roman"/>
@@ -21395,7 +21396,7 @@
     <w:p>
       <w:r>
         <w:drawing>
-          <wp:inline distT="0" distB="0" distL="0" distR="0" wp14:anchorId="54EA22AD" wp14:editId="66ADB09E">
+          <wp:inline distT="0" distB="0" distL="0" distR="0" wp14:anchorId="54EA22AD" wp14:editId="0DAC7ACC">
             <wp:extent cx="5731510" cy="4093845"/>
             <wp:effectExtent l="0" t="0" r="2540" b="1905"/>
             <wp:docPr id="561538741" name="Picture 40" descr="A graph of different colored lines&#10;&#10;AI-generated content may be incorrect."/>
@@ -21518,7 +21519,7 @@
           <w:rFonts w:ascii="Times New Roman" w:hAnsi="Times New Roman" w:cs="Times New Roman"/>
         </w:rPr>
       </w:pPr>
-      <w:bookmarkStart w:id="17" w:name="_Toc204331452"/>
+      <w:bookmarkStart w:id="17" w:name="_Toc204344783"/>
       <w:r>
         <w:rPr>
           <w:rFonts w:ascii="Times New Roman" w:hAnsi="Times New Roman" w:cs="Times New Roman"/>
